--- a/Fase 2/Evidencias Individuales/Valdebenito_Felipe_2.2_APT122_AutoevaluacionAvance Fase2.docx
+++ b/Fase 2/Evidencias Individuales/Valdebenito_Felipe_2.2_APT122_AutoevaluacionAvance Fase2.docx
@@ -585,7 +585,7 @@
     </w:p>
     <w:sdt>
       <w:sdtPr>
-        <w:id w:val="-415106913"/>
+        <w:id w:val="-725128291"/>
         <w:docPartObj>
           <w:docPartGallery w:val="Table of Contents"/>
           <w:docPartUnique w:val="1"/>
@@ -636,7 +636,7 @@
               </w:rPr>
               <w:t xml:space="preserve">1. Abstract</w:t>
               <w:tab/>
-              <w:t xml:space="preserve">3</w:t>
+              <w:t xml:space="preserve">2</w:t>
             </w:r>
           </w:hyperlink>
           <w:r>
@@ -764,7 +764,7 @@
               <w:vertAlign w:val="baseline"/>
             </w:rPr>
           </w:pPr>
-          <w:hyperlink w:anchor="_z1el72tvqm2k">
+          <w:hyperlink w:anchor="_y6tw73sb26qk">
             <w:r>
               <w:rPr>
                 <w:rFonts w:ascii="Arial" w:cs="Arial" w:eastAsia="Arial" w:hAnsi="Arial"/>
@@ -1026,7 +1026,7 @@
               </w:rPr>
               <w:t xml:space="preserve">3.2 Herramientas utilizadas</w:t>
               <w:tab/>
-              <w:t xml:space="preserve">4</w:t>
+              <w:t xml:space="preserve">5</w:t>
             </w:r>
           </w:hyperlink>
           <w:r>
@@ -1075,7 +1075,7 @@
               </w:rPr>
               <w:t xml:space="preserve">3.3 Distribución de roles y tareas</w:t>
               <w:tab/>
-              <w:t xml:space="preserve">4</w:t>
+              <w:t xml:space="preserve">5</w:t>
             </w:r>
           </w:hyperlink>
           <w:r>
@@ -1171,7 +1171,7 @@
               </w:rPr>
               <w:t xml:space="preserve">4. Desarrollo de ingeniería</w:t>
               <w:tab/>
-              <w:t xml:space="preserve">5</w:t>
+              <w:t xml:space="preserve">6</w:t>
             </w:r>
           </w:hyperlink>
           <w:r>
@@ -1220,7 +1220,7 @@
               </w:rPr>
               <w:t xml:space="preserve">4.1 Arquitectura del sistema</w:t>
               <w:tab/>
-              <w:t xml:space="preserve">5</w:t>
+              <w:t xml:space="preserve">6</w:t>
             </w:r>
           </w:hyperlink>
           <w:r>
@@ -1269,7 +1269,7 @@
               </w:rPr>
               <w:t xml:space="preserve">4.2 Backend en Supabase Cloud Functions</w:t>
               <w:tab/>
-              <w:t xml:space="preserve">5</w:t>
+              <w:t xml:space="preserve">6</w:t>
             </w:r>
           </w:hyperlink>
           <w:r>
@@ -1318,7 +1318,7 @@
               </w:rPr>
               <w:t xml:space="preserve">4.3 Base de datos y autenticación</w:t>
               <w:tab/>
-              <w:t xml:space="preserve">5</w:t>
+              <w:t xml:space="preserve">7</w:t>
             </w:r>
           </w:hyperlink>
           <w:r>
@@ -1367,7 +1367,7 @@
               </w:rPr>
               <w:t xml:space="preserve">4.4 Frontend y experiencia de usuario</w:t>
               <w:tab/>
-              <w:t xml:space="preserve">5</w:t>
+              <w:t xml:space="preserve">7</w:t>
             </w:r>
           </w:hyperlink>
           <w:r>
@@ -1416,7 +1416,7 @@
               </w:rPr>
               <w:t xml:space="preserve">4.5 Historias de usuario completadas y pendientes</w:t>
               <w:tab/>
-              <w:t xml:space="preserve">6</w:t>
+              <w:t xml:space="preserve">7</w:t>
             </w:r>
           </w:hyperlink>
           <w:r>
@@ -1465,7 +1465,7 @@
               </w:rPr>
               <w:t xml:space="preserve">4.6 Evidencias de avance</w:t>
               <w:tab/>
-              <w:t xml:space="preserve">6</w:t>
+              <w:t xml:space="preserve">7</w:t>
             </w:r>
           </w:hyperlink>
           <w:r>
@@ -1513,7 +1513,7 @@
               </w:rPr>
               <w:t xml:space="preserve">5. Conclusiones</w:t>
               <w:tab/>
-              <w:t xml:space="preserve">6</w:t>
+              <w:t xml:space="preserve">8</w:t>
             </w:r>
           </w:hyperlink>
           <w:r>
@@ -1561,7 +1561,7 @@
               </w:rPr>
               <w:t xml:space="preserve">6. Reflexiones individuales</w:t>
               <w:tab/>
-              <w:t xml:space="preserve">7</w:t>
+              <w:t xml:space="preserve">8</w:t>
             </w:r>
           </w:hyperlink>
           <w:r>
@@ -1609,130 +1609,108 @@
     </w:p>
     <w:p>
       <w:pPr>
-        <w:spacing w:line="360" w:lineRule="auto"/>
-        <w:jc w:val="left"/>
-        <w:rPr>
-          <w:rFonts w:ascii="Calibri" w:cs="Calibri" w:eastAsia="Calibri" w:hAnsi="Calibri"/>
-          <w:sz w:val="24"/>
-          <w:szCs w:val="24"/>
-        </w:rPr>
-      </w:pPr>
-      <w:r>
-        <w:rPr>
-          <w:rtl w:val="0"/>
-        </w:rPr>
-      </w:r>
-    </w:p>
-    <w:p>
-      <w:pPr>
-        <w:spacing w:line="360" w:lineRule="auto"/>
-        <w:jc w:val="left"/>
-        <w:rPr>
-          <w:rFonts w:ascii="Calibri" w:cs="Calibri" w:eastAsia="Calibri" w:hAnsi="Calibri"/>
-          <w:sz w:val="24"/>
-          <w:szCs w:val="24"/>
-        </w:rPr>
-      </w:pPr>
-      <w:r>
-        <w:rPr>
-          <w:rtl w:val="0"/>
-        </w:rPr>
-      </w:r>
-    </w:p>
-    <w:p>
-      <w:pPr>
-        <w:spacing w:line="360" w:lineRule="auto"/>
-        <w:jc w:val="left"/>
-        <w:rPr>
-          <w:rFonts w:ascii="Calibri" w:cs="Calibri" w:eastAsia="Calibri" w:hAnsi="Calibri"/>
-          <w:sz w:val="24"/>
-          <w:szCs w:val="24"/>
-        </w:rPr>
-      </w:pPr>
-      <w:r>
-        <w:rPr>
-          <w:rtl w:val="0"/>
-        </w:rPr>
-      </w:r>
-    </w:p>
-    <w:p>
-      <w:pPr>
-        <w:spacing w:line="360" w:lineRule="auto"/>
-        <w:jc w:val="left"/>
-        <w:rPr>
-          <w:rFonts w:ascii="Calibri" w:cs="Calibri" w:eastAsia="Calibri" w:hAnsi="Calibri"/>
-          <w:sz w:val="24"/>
-          <w:szCs w:val="24"/>
-        </w:rPr>
-      </w:pPr>
-      <w:r>
-        <w:rPr>
-          <w:rtl w:val="0"/>
-        </w:rPr>
-      </w:r>
-    </w:p>
-    <w:p>
-      <w:pPr>
-        <w:spacing w:line="360" w:lineRule="auto"/>
-        <w:jc w:val="left"/>
-        <w:rPr>
-          <w:rFonts w:ascii="Calibri" w:cs="Calibri" w:eastAsia="Calibri" w:hAnsi="Calibri"/>
-          <w:sz w:val="24"/>
-          <w:szCs w:val="24"/>
-        </w:rPr>
-      </w:pPr>
-      <w:r>
-        <w:rPr>
-          <w:rtl w:val="0"/>
-        </w:rPr>
-      </w:r>
-    </w:p>
-    <w:p>
-      <w:pPr>
-        <w:spacing w:line="360" w:lineRule="auto"/>
-        <w:jc w:val="left"/>
-        <w:rPr>
-          <w:rFonts w:ascii="Calibri" w:cs="Calibri" w:eastAsia="Calibri" w:hAnsi="Calibri"/>
-          <w:sz w:val="24"/>
-          <w:szCs w:val="24"/>
-        </w:rPr>
-      </w:pPr>
-      <w:r>
-        <w:rPr>
-          <w:rtl w:val="0"/>
-        </w:rPr>
-      </w:r>
-    </w:p>
-    <w:p>
-      <w:pPr>
-        <w:spacing w:line="360" w:lineRule="auto"/>
-        <w:jc w:val="right"/>
-        <w:rPr>
-          <w:rFonts w:ascii="Calibri" w:cs="Calibri" w:eastAsia="Calibri" w:hAnsi="Calibri"/>
-          <w:sz w:val="24"/>
-          <w:szCs w:val="24"/>
-        </w:rPr>
-      </w:pPr>
-      <w:r>
-        <w:rPr>
-          <w:rtl w:val="0"/>
-        </w:rPr>
-      </w:r>
-    </w:p>
-    <w:p>
-      <w:pPr>
         <w:pStyle w:val="Heading2"/>
         <w:keepNext w:val="0"/>
         <w:keepLines w:val="0"/>
-        <w:spacing w:after="80" w:lineRule="auto"/>
+        <w:spacing w:after="80" w:line="360" w:lineRule="auto"/>
         <w:rPr>
           <w:b w:val="1"/>
           <w:sz w:val="34"/>
           <w:szCs w:val="34"/>
         </w:rPr>
       </w:pPr>
-      <w:bookmarkStart w:colFirst="0" w:colLast="0" w:name="_gdb9mf6dv7h5" w:id="3"/>
+      <w:bookmarkStart w:colFirst="0" w:colLast="0" w:name="_50py4cx2976b" w:id="3"/>
       <w:bookmarkEnd w:id="3"/>
+      <w:r>
+        <w:rPr>
+          <w:rtl w:val="0"/>
+        </w:rPr>
+      </w:r>
+    </w:p>
+    <w:p>
+      <w:pPr>
+        <w:rPr/>
+      </w:pPr>
+      <w:r>
+        <w:rPr>
+          <w:rtl w:val="0"/>
+        </w:rPr>
+      </w:r>
+    </w:p>
+    <w:p>
+      <w:pPr>
+        <w:rPr/>
+      </w:pPr>
+      <w:r>
+        <w:rPr>
+          <w:rtl w:val="0"/>
+        </w:rPr>
+      </w:r>
+    </w:p>
+    <w:p>
+      <w:pPr>
+        <w:rPr/>
+      </w:pPr>
+      <w:r>
+        <w:rPr>
+          <w:rtl w:val="0"/>
+        </w:rPr>
+      </w:r>
+    </w:p>
+    <w:p>
+      <w:pPr>
+        <w:rPr/>
+      </w:pPr>
+      <w:r>
+        <w:rPr>
+          <w:rtl w:val="0"/>
+        </w:rPr>
+      </w:r>
+    </w:p>
+    <w:p>
+      <w:pPr>
+        <w:rPr/>
+      </w:pPr>
+      <w:r>
+        <w:rPr>
+          <w:rtl w:val="0"/>
+        </w:rPr>
+      </w:r>
+    </w:p>
+    <w:p>
+      <w:pPr>
+        <w:rPr/>
+      </w:pPr>
+      <w:r>
+        <w:rPr>
+          <w:rtl w:val="0"/>
+        </w:rPr>
+      </w:r>
+    </w:p>
+    <w:p>
+      <w:pPr>
+        <w:rPr/>
+      </w:pPr>
+      <w:r>
+        <w:rPr>
+          <w:rtl w:val="0"/>
+        </w:rPr>
+      </w:r>
+    </w:p>
+    <w:p>
+      <w:pPr>
+        <w:rPr/>
+      </w:pPr>
+      <w:r>
+        <w:rPr>
+          <w:rtl w:val="0"/>
+        </w:rPr>
+      </w:r>
+    </w:p>
+    <w:p>
+      <w:pPr>
+        <w:rPr/>
+      </w:pPr>
       <w:r>
         <w:rPr>
           <w:rtl w:val="0"/>
@@ -1748,7 +1726,7 @@
           <w:ilvl w:val="0"/>
           <w:numId w:val="5"/>
         </w:numPr>
-        <w:spacing w:after="80" w:lineRule="auto"/>
+        <w:spacing w:after="80" w:line="360" w:lineRule="auto"/>
         <w:ind w:left="720" w:hanging="360"/>
         <w:rPr>
           <w:b w:val="1"/>
@@ -1770,7 +1748,7 @@
     </w:p>
     <w:p>
       <w:pPr>
-        <w:spacing w:after="240" w:before="240" w:lineRule="auto"/>
+        <w:spacing w:after="240" w:before="240" w:line="360" w:lineRule="auto"/>
         <w:rPr/>
       </w:pPr>
       <w:r>
@@ -1794,7 +1772,7 @@
         <w:pStyle w:val="Heading3"/>
         <w:keepNext w:val="0"/>
         <w:keepLines w:val="0"/>
-        <w:spacing w:before="280" w:lineRule="auto"/>
+        <w:spacing w:before="280" w:line="360" w:lineRule="auto"/>
         <w:ind w:left="720" w:hanging="360"/>
         <w:rPr>
           <w:b w:val="1"/>
@@ -1821,7 +1799,7 @@
         <w:pStyle w:val="Heading4"/>
         <w:keepNext w:val="0"/>
         <w:keepLines w:val="0"/>
-        <w:spacing w:after="40" w:before="240" w:lineRule="auto"/>
+        <w:spacing w:after="40" w:before="240" w:line="360" w:lineRule="auto"/>
         <w:ind w:left="720" w:hanging="360"/>
         <w:rPr/>
       </w:pPr>
@@ -1845,6 +1823,7 @@
     </w:p>
     <w:p>
       <w:pPr>
+        <w:spacing w:line="360" w:lineRule="auto"/>
         <w:rPr/>
       </w:pPr>
       <w:r>
@@ -1864,7 +1843,7 @@
         <w:pStyle w:val="Heading4"/>
         <w:keepNext w:val="0"/>
         <w:keepLines w:val="0"/>
-        <w:spacing w:after="40" w:before="240" w:lineRule="auto"/>
+        <w:spacing w:after="40" w:before="240" w:line="360" w:lineRule="auto"/>
         <w:ind w:left="720" w:hanging="360"/>
         <w:rPr>
           <w:b w:val="1"/>
@@ -1888,7 +1867,7 @@
     </w:p>
     <w:p>
       <w:pPr>
-        <w:spacing w:after="240" w:before="240" w:lineRule="auto"/>
+        <w:spacing w:after="240" w:before="240" w:line="360" w:lineRule="auto"/>
         <w:rPr/>
       </w:pPr>
       <w:r>
@@ -1897,6 +1876,34 @@
         </w:rPr>
         <w:t xml:space="preserve">Entre los factores que facilitaron mi trabajo destacaron la comunicación constante y la colaboración estrecha con mis compañeros, lo que permitió alinear la implementación del frontend con la base de datos y la lógica del backend. El feedback recibido durante las pruebas de usabilidad y las revisiones de Figma también fue clave para mejorar la interfaz de usuario de manera rápida y efectiva. Asimismo, contar con herramientas como Visual Studio Code y Nativewind agilizó la construcción de componentes y la adaptación del diseño a la plataforma móvil, asegurando un desarrollo ordenado y eficiente.</w:t>
       </w:r>
+    </w:p>
+    <w:p>
+      <w:pPr>
+        <w:spacing w:after="240" w:before="240" w:line="360" w:lineRule="auto"/>
+        <w:rPr/>
+      </w:pPr>
+      <w:r>
+        <w:rPr>
+          <w:rtl w:val="0"/>
+        </w:rPr>
+      </w:r>
+    </w:p>
+    <w:p>
+      <w:pPr>
+        <w:spacing w:after="240" w:before="240" w:line="360" w:lineRule="auto"/>
+        <w:rPr/>
+      </w:pPr>
+      <w:r>
+        <w:rPr>
+          <w:rtl w:val="0"/>
+        </w:rPr>
+      </w:r>
+    </w:p>
+    <w:p>
+      <w:pPr>
+        <w:spacing w:after="240" w:before="240" w:line="360" w:lineRule="auto"/>
+        <w:rPr/>
+      </w:pPr>
       <w:r>
         <w:rPr>
           <w:rtl w:val="0"/>
@@ -1908,7 +1915,7 @@
         <w:pStyle w:val="Heading4"/>
         <w:keepNext w:val="0"/>
         <w:keepLines w:val="0"/>
-        <w:spacing w:after="40" w:before="240" w:lineRule="auto"/>
+        <w:spacing w:after="40" w:before="240" w:line="360" w:lineRule="auto"/>
         <w:ind w:left="720" w:hanging="360"/>
         <w:rPr>
           <w:b w:val="1"/>
@@ -1932,7 +1939,7 @@
     </w:p>
     <w:p>
       <w:pPr>
-        <w:spacing w:after="240" w:before="240" w:lineRule="auto"/>
+        <w:spacing w:after="240" w:before="240" w:line="360" w:lineRule="auto"/>
         <w:rPr/>
       </w:pPr>
       <w:r>
@@ -1943,13 +1950,18 @@
         <w:br w:type="textWrapping"/>
         <w:t xml:space="preserve"> Asimismo, se recomendó priorizar las funcionalidades de mayor valor para el usuario final, como el acceso a exámenes, autenticación y manejo de sesiones. Gracias a esta retroalimentación, el equipo decidió establecer un límite de 30 historias de usuario, abarcando las funcionalidades esenciales para la operación del sistema.</w:t>
       </w:r>
+      <w:r>
+        <w:rPr>
+          <w:rtl w:val="0"/>
+        </w:rPr>
+      </w:r>
     </w:p>
     <w:p>
       <w:pPr>
         <w:pStyle w:val="Heading4"/>
         <w:keepNext w:val="0"/>
         <w:keepLines w:val="0"/>
-        <w:spacing w:after="40" w:before="240" w:lineRule="auto"/>
+        <w:spacing w:after="40" w:before="240" w:line="360" w:lineRule="auto"/>
         <w:ind w:left="720" w:hanging="360"/>
         <w:rPr>
           <w:b w:val="1"/>
@@ -1958,76 +1970,14 @@
           <w:szCs w:val="22"/>
         </w:rPr>
       </w:pPr>
-      <w:bookmarkStart w:colFirst="0" w:colLast="0" w:name="_6qwmntz3cjik" w:id="9"/>
+      <w:bookmarkStart w:colFirst="0" w:colLast="0" w:name="_o8gxho8xwpb4" w:id="9"/>
       <w:bookmarkEnd w:id="9"/>
       <w:r>
-        <w:rPr>
-          <w:rtl w:val="0"/>
-        </w:rPr>
-      </w:r>
-    </w:p>
-    <w:p>
-      <w:pPr>
-        <w:rPr/>
-      </w:pPr>
-      <w:r>
-        <w:rPr>
-          <w:rtl w:val="0"/>
-        </w:rPr>
-      </w:r>
-    </w:p>
-    <w:p>
-      <w:pPr>
-        <w:rPr/>
-      </w:pPr>
-      <w:r>
-        <w:rPr>
-          <w:rtl w:val="0"/>
-        </w:rPr>
-      </w:r>
-    </w:p>
-    <w:p>
-      <w:pPr>
-        <w:rPr/>
-      </w:pPr>
-      <w:r>
-        <w:rPr>
-          <w:rtl w:val="0"/>
-        </w:rPr>
-      </w:r>
-    </w:p>
-    <w:p>
-      <w:pPr>
-        <w:rPr/>
-      </w:pPr>
-      <w:r>
-        <w:rPr>
-          <w:rtl w:val="0"/>
-        </w:rPr>
-      </w:r>
-    </w:p>
-    <w:p>
-      <w:pPr>
-        <w:pStyle w:val="Heading4"/>
-        <w:keepNext w:val="0"/>
-        <w:keepLines w:val="0"/>
-        <w:spacing w:after="40" w:before="240" w:lineRule="auto"/>
-        <w:ind w:left="720" w:hanging="360"/>
         <w:rPr>
           <w:b w:val="1"/>
           <w:color w:val="000000"/>
           <w:sz w:val="22"/>
           <w:szCs w:val="22"/>
-        </w:rPr>
-      </w:pPr>
-      <w:bookmarkStart w:colFirst="0" w:colLast="0" w:name="_o8gxho8xwpb4" w:id="10"/>
-      <w:bookmarkEnd w:id="10"/>
-      <w:r>
-        <w:rPr>
-          <w:b w:val="1"/>
-          <w:color w:val="000000"/>
-          <w:sz w:val="22"/>
-          <w:szCs w:val="22"/>
           <w:rtl w:val="0"/>
         </w:rPr>
         <w:t xml:space="preserve">2.4 Cambios técnicos implementados</w:t>
@@ -2035,7 +1985,7 @@
     </w:p>
     <w:p>
       <w:pPr>
-        <w:spacing w:after="240" w:before="240" w:lineRule="auto"/>
+        <w:spacing w:after="240" w:before="240" w:line="360" w:lineRule="auto"/>
         <w:rPr/>
       </w:pPr>
       <w:r>
@@ -2051,7 +2001,7 @@
           <w:ilvl w:val="0"/>
           <w:numId w:val="2"/>
         </w:numPr>
-        <w:spacing w:after="0" w:afterAutospacing="0" w:before="240" w:lineRule="auto"/>
+        <w:spacing w:after="0" w:afterAutospacing="0" w:before="240" w:line="360" w:lineRule="auto"/>
         <w:ind w:left="720" w:hanging="360"/>
         <w:rPr/>
       </w:pPr>
@@ -2069,7 +2019,7 @@
           <w:ilvl w:val="0"/>
           <w:numId w:val="2"/>
         </w:numPr>
-        <w:spacing w:after="0" w:afterAutospacing="0" w:before="0" w:beforeAutospacing="0" w:lineRule="auto"/>
+        <w:spacing w:after="0" w:afterAutospacing="0" w:before="0" w:beforeAutospacing="0" w:line="360" w:lineRule="auto"/>
         <w:ind w:left="720" w:hanging="360"/>
         <w:rPr/>
       </w:pPr>
@@ -2087,7 +2037,7 @@
           <w:ilvl w:val="0"/>
           <w:numId w:val="2"/>
         </w:numPr>
-        <w:spacing w:after="0" w:afterAutospacing="0" w:before="0" w:beforeAutospacing="0" w:lineRule="auto"/>
+        <w:spacing w:after="0" w:afterAutospacing="0" w:before="0" w:beforeAutospacing="0" w:line="360" w:lineRule="auto"/>
         <w:ind w:left="720" w:hanging="360"/>
         <w:rPr/>
       </w:pPr>
@@ -2105,7 +2055,7 @@
           <w:ilvl w:val="0"/>
           <w:numId w:val="2"/>
         </w:numPr>
-        <w:spacing w:after="240" w:before="0" w:beforeAutospacing="0" w:lineRule="auto"/>
+        <w:spacing w:after="240" w:before="0" w:beforeAutospacing="0" w:line="360" w:lineRule="auto"/>
         <w:ind w:left="720" w:hanging="360"/>
         <w:rPr/>
       </w:pPr>
@@ -2115,6 +2065,97 @@
         </w:rPr>
         <w:t xml:space="preserve">Se reorganizó la estructura del código y la documentación para facilitar la colaboración.</w:t>
       </w:r>
+    </w:p>
+    <w:p>
+      <w:pPr>
+        <w:spacing w:after="240" w:before="240" w:line="360" w:lineRule="auto"/>
+        <w:ind w:left="720" w:firstLine="0"/>
+        <w:rPr/>
+      </w:pPr>
+      <w:r>
+        <w:rPr>
+          <w:rtl w:val="0"/>
+        </w:rPr>
+      </w:r>
+    </w:p>
+    <w:p>
+      <w:pPr>
+        <w:spacing w:after="240" w:before="240" w:line="360" w:lineRule="auto"/>
+        <w:ind w:left="720" w:firstLine="0"/>
+        <w:rPr/>
+      </w:pPr>
+      <w:r>
+        <w:rPr>
+          <w:rtl w:val="0"/>
+        </w:rPr>
+      </w:r>
+    </w:p>
+    <w:p>
+      <w:pPr>
+        <w:spacing w:after="240" w:before="240" w:line="360" w:lineRule="auto"/>
+        <w:ind w:left="720" w:firstLine="0"/>
+        <w:rPr/>
+      </w:pPr>
+      <w:r>
+        <w:rPr>
+          <w:rtl w:val="0"/>
+        </w:rPr>
+      </w:r>
+    </w:p>
+    <w:p>
+      <w:pPr>
+        <w:spacing w:after="240" w:before="240" w:line="360" w:lineRule="auto"/>
+        <w:ind w:left="720" w:firstLine="0"/>
+        <w:rPr/>
+      </w:pPr>
+      <w:r>
+        <w:rPr>
+          <w:rtl w:val="0"/>
+        </w:rPr>
+      </w:r>
+    </w:p>
+    <w:p>
+      <w:pPr>
+        <w:spacing w:after="240" w:before="240" w:line="360" w:lineRule="auto"/>
+        <w:ind w:left="720" w:firstLine="0"/>
+        <w:rPr/>
+      </w:pPr>
+      <w:r>
+        <w:rPr>
+          <w:rtl w:val="0"/>
+        </w:rPr>
+      </w:r>
+    </w:p>
+    <w:p>
+      <w:pPr>
+        <w:spacing w:after="240" w:before="240" w:line="360" w:lineRule="auto"/>
+        <w:ind w:left="720" w:firstLine="0"/>
+        <w:rPr/>
+      </w:pPr>
+      <w:r>
+        <w:rPr>
+          <w:rtl w:val="0"/>
+        </w:rPr>
+      </w:r>
+    </w:p>
+    <w:p>
+      <w:pPr>
+        <w:spacing w:after="240" w:before="240" w:line="360" w:lineRule="auto"/>
+        <w:ind w:left="720" w:firstLine="0"/>
+        <w:rPr/>
+      </w:pPr>
+      <w:r>
+        <w:rPr>
+          <w:rtl w:val="0"/>
+        </w:rPr>
+      </w:r>
+    </w:p>
+    <w:p>
+      <w:pPr>
+        <w:spacing w:after="240" w:before="240" w:line="360" w:lineRule="auto"/>
+        <w:ind w:left="720" w:firstLine="0"/>
+        <w:rPr/>
+      </w:pPr>
       <w:r>
         <w:rPr>
           <w:rtl w:val="0"/>
@@ -2126,7 +2167,7 @@
         <w:pStyle w:val="Heading3"/>
         <w:keepNext w:val="0"/>
         <w:keepLines w:val="0"/>
-        <w:spacing w:before="280" w:lineRule="auto"/>
+        <w:spacing w:before="280" w:line="360" w:lineRule="auto"/>
         <w:ind w:left="720" w:hanging="360"/>
         <w:rPr>
           <w:b w:val="1"/>
@@ -2135,8 +2176,8 @@
           <w:szCs w:val="24"/>
         </w:rPr>
       </w:pPr>
-      <w:bookmarkStart w:colFirst="0" w:colLast="0" w:name="_ye8n622i17fi" w:id="11"/>
-      <w:bookmarkEnd w:id="11"/>
+      <w:bookmarkStart w:colFirst="0" w:colLast="0" w:name="_ye8n622i17fi" w:id="10"/>
+      <w:bookmarkEnd w:id="10"/>
       <w:r>
         <w:rPr>
           <w:b w:val="1"/>
@@ -2153,7 +2194,7 @@
         <w:pStyle w:val="Heading4"/>
         <w:keepNext w:val="0"/>
         <w:keepLines w:val="0"/>
-        <w:spacing w:after="40" w:before="240" w:lineRule="auto"/>
+        <w:spacing w:after="40" w:before="240" w:line="360" w:lineRule="auto"/>
         <w:ind w:left="720" w:hanging="360"/>
         <w:rPr>
           <w:b w:val="1"/>
@@ -2162,8 +2203,8 @@
           <w:szCs w:val="22"/>
         </w:rPr>
       </w:pPr>
-      <w:bookmarkStart w:colFirst="0" w:colLast="0" w:name="_8hzusig2h8bh" w:id="12"/>
-      <w:bookmarkEnd w:id="12"/>
+      <w:bookmarkStart w:colFirst="0" w:colLast="0" w:name="_8hzusig2h8bh" w:id="11"/>
+      <w:bookmarkEnd w:id="11"/>
       <w:r>
         <w:rPr>
           <w:b w:val="1"/>
@@ -2177,7 +2218,7 @@
     </w:p>
     <w:p>
       <w:pPr>
-        <w:spacing w:after="240" w:before="240" w:lineRule="auto"/>
+        <w:spacing w:after="240" w:before="240" w:line="360" w:lineRule="auto"/>
         <w:rPr/>
       </w:pPr>
       <w:r>
@@ -2192,7 +2233,7 @@
         <w:pStyle w:val="Heading4"/>
         <w:keepNext w:val="0"/>
         <w:keepLines w:val="0"/>
-        <w:spacing w:after="40" w:before="240" w:lineRule="auto"/>
+        <w:spacing w:after="40" w:before="240" w:line="360" w:lineRule="auto"/>
         <w:ind w:left="720" w:hanging="360"/>
         <w:rPr>
           <w:b w:val="1"/>
@@ -2201,8 +2242,8 @@
           <w:szCs w:val="22"/>
         </w:rPr>
       </w:pPr>
-      <w:bookmarkStart w:colFirst="0" w:colLast="0" w:name="_8qvoayf7llyj" w:id="13"/>
-      <w:bookmarkEnd w:id="13"/>
+      <w:bookmarkStart w:colFirst="0" w:colLast="0" w:name="_8qvoayf7llyj" w:id="12"/>
+      <w:bookmarkEnd w:id="12"/>
       <w:r>
         <w:rPr>
           <w:b w:val="1"/>
@@ -2220,7 +2261,7 @@
           <w:ilvl w:val="0"/>
           <w:numId w:val="4"/>
         </w:numPr>
-        <w:spacing w:after="0" w:afterAutospacing="0" w:before="240" w:lineRule="auto"/>
+        <w:spacing w:after="0" w:afterAutospacing="0" w:before="240" w:line="360" w:lineRule="auto"/>
         <w:ind w:left="720" w:hanging="360"/>
       </w:pPr>
       <w:r>
@@ -2244,7 +2285,7 @@
           <w:ilvl w:val="0"/>
           <w:numId w:val="4"/>
         </w:numPr>
-        <w:spacing w:after="0" w:afterAutospacing="0" w:before="0" w:beforeAutospacing="0" w:lineRule="auto"/>
+        <w:spacing w:after="0" w:afterAutospacing="0" w:before="0" w:beforeAutospacing="0" w:line="360" w:lineRule="auto"/>
         <w:ind w:left="720" w:hanging="360"/>
       </w:pPr>
       <w:r>
@@ -2269,7 +2310,7 @@
           <w:ilvl w:val="0"/>
           <w:numId w:val="4"/>
         </w:numPr>
-        <w:spacing w:after="0" w:afterAutospacing="0" w:before="0" w:beforeAutospacing="0" w:lineRule="auto"/>
+        <w:spacing w:after="0" w:afterAutospacing="0" w:before="0" w:beforeAutospacing="0" w:line="360" w:lineRule="auto"/>
         <w:ind w:left="720" w:hanging="360"/>
       </w:pPr>
       <w:r>
@@ -2293,7 +2334,7 @@
           <w:ilvl w:val="0"/>
           <w:numId w:val="4"/>
         </w:numPr>
-        <w:spacing w:after="240" w:before="0" w:beforeAutospacing="0" w:lineRule="auto"/>
+        <w:spacing w:after="240" w:before="0" w:beforeAutospacing="0" w:line="360" w:lineRule="auto"/>
         <w:ind w:left="720" w:hanging="360"/>
       </w:pPr>
       <w:r>
@@ -2316,7 +2357,7 @@
         <w:pStyle w:val="Heading4"/>
         <w:keepNext w:val="0"/>
         <w:keepLines w:val="0"/>
-        <w:spacing w:after="40" w:before="240" w:lineRule="auto"/>
+        <w:spacing w:after="40" w:before="240" w:line="360" w:lineRule="auto"/>
         <w:ind w:left="720" w:hanging="360"/>
         <w:rPr>
           <w:b w:val="1"/>
@@ -2325,8 +2366,8 @@
           <w:szCs w:val="22"/>
         </w:rPr>
       </w:pPr>
-      <w:bookmarkStart w:colFirst="0" w:colLast="0" w:name="_abzq03kxp1n1" w:id="14"/>
-      <w:bookmarkEnd w:id="14"/>
+      <w:bookmarkStart w:colFirst="0" w:colLast="0" w:name="_abzq03kxp1n1" w:id="13"/>
+      <w:bookmarkEnd w:id="13"/>
       <w:r>
         <w:rPr>
           <w:b w:val="1"/>
@@ -2340,7 +2381,7 @@
     </w:p>
     <w:p>
       <w:pPr>
-        <w:spacing w:after="240" w:before="240" w:lineRule="auto"/>
+        <w:spacing w:after="240" w:before="240" w:line="360" w:lineRule="auto"/>
         <w:rPr/>
       </w:pPr>
       <w:r>
@@ -2356,7 +2397,7 @@
           <w:ilvl w:val="0"/>
           <w:numId w:val="1"/>
         </w:numPr>
-        <w:spacing w:after="0" w:afterAutospacing="0" w:before="240" w:lineRule="auto"/>
+        <w:spacing w:after="0" w:afterAutospacing="0" w:before="240" w:line="360" w:lineRule="auto"/>
         <w:ind w:left="720" w:hanging="360"/>
       </w:pPr>
       <w:r>
@@ -2380,7 +2421,7 @@
           <w:ilvl w:val="0"/>
           <w:numId w:val="1"/>
         </w:numPr>
-        <w:spacing w:after="0" w:afterAutospacing="0" w:before="0" w:beforeAutospacing="0" w:lineRule="auto"/>
+        <w:spacing w:after="0" w:afterAutospacing="0" w:before="0" w:beforeAutospacing="0" w:line="360" w:lineRule="auto"/>
         <w:ind w:left="720" w:hanging="360"/>
       </w:pPr>
       <w:r>
@@ -2409,7 +2450,7 @@
           <w:ilvl w:val="0"/>
           <w:numId w:val="1"/>
         </w:numPr>
-        <w:spacing w:after="240" w:before="0" w:beforeAutospacing="0" w:lineRule="auto"/>
+        <w:spacing w:after="240" w:before="0" w:beforeAutospacing="0" w:line="360" w:lineRule="auto"/>
         <w:ind w:left="720" w:hanging="360"/>
       </w:pPr>
       <w:r>
@@ -2441,7 +2482,40 @@
     </w:p>
     <w:p>
       <w:pPr>
-        <w:spacing w:after="240" w:before="240" w:lineRule="auto"/>
+        <w:spacing w:after="240" w:before="240" w:line="360" w:lineRule="auto"/>
+        <w:rPr/>
+      </w:pPr>
+      <w:r>
+        <w:rPr>
+          <w:rtl w:val="0"/>
+        </w:rPr>
+      </w:r>
+    </w:p>
+    <w:p>
+      <w:pPr>
+        <w:spacing w:after="240" w:before="240" w:line="360" w:lineRule="auto"/>
+        <w:rPr/>
+      </w:pPr>
+      <w:r>
+        <w:rPr>
+          <w:rtl w:val="0"/>
+        </w:rPr>
+      </w:r>
+    </w:p>
+    <w:p>
+      <w:pPr>
+        <w:spacing w:after="240" w:before="240" w:line="360" w:lineRule="auto"/>
+        <w:rPr/>
+      </w:pPr>
+      <w:r>
+        <w:rPr>
+          <w:rtl w:val="0"/>
+        </w:rPr>
+      </w:r>
+    </w:p>
+    <w:p>
+      <w:pPr>
+        <w:spacing w:after="240" w:before="240" w:line="360" w:lineRule="auto"/>
         <w:ind w:left="0" w:firstLine="0"/>
         <w:rPr/>
       </w:pPr>
@@ -2456,7 +2530,7 @@
         <w:pStyle w:val="Heading3"/>
         <w:keepNext w:val="0"/>
         <w:keepLines w:val="0"/>
-        <w:spacing w:before="280" w:lineRule="auto"/>
+        <w:spacing w:before="280" w:line="360" w:lineRule="auto"/>
         <w:rPr>
           <w:b w:val="1"/>
           <w:color w:val="000000"/>
@@ -2464,8 +2538,8 @@
           <w:szCs w:val="24"/>
         </w:rPr>
       </w:pPr>
-      <w:bookmarkStart w:colFirst="0" w:colLast="0" w:name="_9tib86b2us3" w:id="15"/>
-      <w:bookmarkEnd w:id="15"/>
+      <w:bookmarkStart w:colFirst="0" w:colLast="0" w:name="_9tib86b2us3" w:id="14"/>
+      <w:bookmarkEnd w:id="14"/>
       <w:r>
         <w:rPr>
           <w:b w:val="1"/>
@@ -2479,7 +2553,7 @@
     </w:p>
     <w:p>
       <w:pPr>
-        <w:spacing w:after="240" w:before="240" w:lineRule="auto"/>
+        <w:spacing w:after="240" w:before="240" w:line="360" w:lineRule="auto"/>
         <w:rPr/>
       </w:pPr>
       <w:r>
@@ -2491,7 +2565,7 @@
     </w:p>
     <w:p>
       <w:pPr>
-        <w:spacing w:after="240" w:before="240" w:lineRule="auto"/>
+        <w:spacing w:after="240" w:before="240" w:line="360" w:lineRule="auto"/>
         <w:rPr/>
       </w:pPr>
       <w:r>
@@ -2503,7 +2577,7 @@
     </w:p>
     <w:p>
       <w:pPr>
-        <w:spacing w:after="240" w:before="240" w:lineRule="auto"/>
+        <w:spacing w:after="240" w:before="240" w:line="360" w:lineRule="auto"/>
         <w:rPr/>
       </w:pPr>
       <w:r>
@@ -2517,7 +2591,7 @@
         <w:pStyle w:val="Heading3"/>
         <w:keepNext w:val="0"/>
         <w:keepLines w:val="0"/>
-        <w:spacing w:before="280" w:lineRule="auto"/>
+        <w:spacing w:before="280" w:line="360" w:lineRule="auto"/>
         <w:rPr>
           <w:b w:val="1"/>
           <w:color w:val="000000"/>
@@ -2525,8 +2599,8 @@
           <w:szCs w:val="24"/>
         </w:rPr>
       </w:pPr>
-      <w:bookmarkStart w:colFirst="0" w:colLast="0" w:name="_o699bo9n5qvg" w:id="16"/>
-      <w:bookmarkEnd w:id="16"/>
+      <w:bookmarkStart w:colFirst="0" w:colLast="0" w:name="_o699bo9n5qvg" w:id="15"/>
+      <w:bookmarkEnd w:id="15"/>
       <w:r>
         <w:rPr>
           <w:b w:val="1"/>
@@ -2543,7 +2617,7 @@
         <w:pStyle w:val="Heading4"/>
         <w:keepNext w:val="0"/>
         <w:keepLines w:val="0"/>
-        <w:spacing w:after="40" w:before="240" w:lineRule="auto"/>
+        <w:spacing w:after="40" w:before="240" w:line="360" w:lineRule="auto"/>
         <w:rPr>
           <w:b w:val="1"/>
           <w:color w:val="000000"/>
@@ -2551,8 +2625,8 @@
           <w:szCs w:val="22"/>
         </w:rPr>
       </w:pPr>
-      <w:bookmarkStart w:colFirst="0" w:colLast="0" w:name="_ltnys5hpqnsq" w:id="17"/>
-      <w:bookmarkEnd w:id="17"/>
+      <w:bookmarkStart w:colFirst="0" w:colLast="0" w:name="_ltnys5hpqnsq" w:id="16"/>
+      <w:bookmarkEnd w:id="16"/>
       <w:r>
         <w:rPr>
           <w:b w:val="1"/>
@@ -2566,7 +2640,7 @@
     </w:p>
     <w:p>
       <w:pPr>
-        <w:spacing w:after="240" w:before="240" w:lineRule="auto"/>
+        <w:spacing w:after="240" w:before="240" w:line="360" w:lineRule="auto"/>
         <w:rPr/>
       </w:pPr>
       <w:r>
@@ -2597,7 +2671,7 @@
           <w:ilvl w:val="0"/>
           <w:numId w:val="3"/>
         </w:numPr>
-        <w:spacing w:after="0" w:afterAutospacing="0" w:before="240" w:lineRule="auto"/>
+        <w:spacing w:after="0" w:afterAutospacing="0" w:before="240" w:line="360" w:lineRule="auto"/>
         <w:ind w:left="720" w:hanging="360"/>
       </w:pPr>
       <w:r>
@@ -2621,7 +2695,7 @@
           <w:ilvl w:val="0"/>
           <w:numId w:val="3"/>
         </w:numPr>
-        <w:spacing w:after="0" w:afterAutospacing="0" w:before="0" w:beforeAutospacing="0" w:lineRule="auto"/>
+        <w:spacing w:after="0" w:afterAutospacing="0" w:before="0" w:beforeAutospacing="0" w:line="360" w:lineRule="auto"/>
         <w:ind w:left="720" w:hanging="360"/>
       </w:pPr>
       <w:r>
@@ -2645,7 +2719,7 @@
           <w:ilvl w:val="0"/>
           <w:numId w:val="3"/>
         </w:numPr>
-        <w:spacing w:after="0" w:afterAutospacing="0" w:before="0" w:beforeAutospacing="0" w:lineRule="auto"/>
+        <w:spacing w:after="0" w:afterAutospacing="0" w:before="0" w:beforeAutospacing="0" w:line="360" w:lineRule="auto"/>
         <w:ind w:left="720" w:hanging="360"/>
       </w:pPr>
       <w:r>
@@ -2669,7 +2743,7 @@
           <w:ilvl w:val="0"/>
           <w:numId w:val="3"/>
         </w:numPr>
-        <w:spacing w:after="0" w:afterAutospacing="0" w:before="0" w:beforeAutospacing="0" w:lineRule="auto"/>
+        <w:spacing w:after="0" w:afterAutospacing="0" w:before="0" w:beforeAutospacing="0" w:line="360" w:lineRule="auto"/>
         <w:ind w:left="720" w:hanging="360"/>
       </w:pPr>
       <w:r>
@@ -2693,7 +2767,7 @@
           <w:ilvl w:val="0"/>
           <w:numId w:val="3"/>
         </w:numPr>
-        <w:spacing w:after="240" w:before="0" w:beforeAutospacing="0" w:lineRule="auto"/>
+        <w:spacing w:after="240" w:before="0" w:beforeAutospacing="0" w:line="360" w:lineRule="auto"/>
         <w:ind w:left="720" w:hanging="360"/>
       </w:pPr>
       <w:r>
@@ -2709,6 +2783,72 @@
         </w:rPr>
         <w:t xml:space="preserve"> Supabase Auth con soporte para correo electrónico.</w:t>
         <w:br w:type="textWrapping"/>
+      </w:r>
+    </w:p>
+    <w:p>
+      <w:pPr>
+        <w:spacing w:after="240" w:before="240" w:line="360" w:lineRule="auto"/>
+        <w:rPr/>
+      </w:pPr>
+      <w:r>
+        <w:rPr>
+          <w:rtl w:val="0"/>
+        </w:rPr>
+      </w:r>
+    </w:p>
+    <w:p>
+      <w:pPr>
+        <w:spacing w:after="240" w:before="240" w:line="360" w:lineRule="auto"/>
+        <w:rPr/>
+      </w:pPr>
+      <w:r>
+        <w:rPr>
+          <w:rtl w:val="0"/>
+        </w:rPr>
+      </w:r>
+    </w:p>
+    <w:p>
+      <w:pPr>
+        <w:spacing w:after="240" w:before="240" w:line="360" w:lineRule="auto"/>
+        <w:rPr/>
+      </w:pPr>
+      <w:r>
+        <w:rPr>
+          <w:rtl w:val="0"/>
+        </w:rPr>
+      </w:r>
+    </w:p>
+    <w:p>
+      <w:pPr>
+        <w:spacing w:after="240" w:before="240" w:line="360" w:lineRule="auto"/>
+        <w:rPr/>
+      </w:pPr>
+      <w:r>
+        <w:rPr>
+          <w:rtl w:val="0"/>
+        </w:rPr>
+      </w:r>
+    </w:p>
+    <w:p>
+      <w:pPr>
+        <w:spacing w:after="240" w:before="240" w:line="360" w:lineRule="auto"/>
+        <w:rPr/>
+      </w:pPr>
+      <w:r>
+        <w:rPr>
+          <w:rtl w:val="0"/>
+        </w:rPr>
+      </w:r>
+    </w:p>
+    <w:p>
+      <w:pPr>
+        <w:spacing w:after="240" w:before="240" w:line="360" w:lineRule="auto"/>
+        <w:rPr/>
+      </w:pPr>
+      <w:r>
+        <w:rPr>
+          <w:rtl w:val="0"/>
+        </w:rPr>
       </w:r>
     </w:p>
     <w:p>
@@ -2716,7 +2856,7 @@
         <w:pStyle w:val="Heading4"/>
         <w:keepNext w:val="0"/>
         <w:keepLines w:val="0"/>
-        <w:spacing w:after="40" w:before="240" w:lineRule="auto"/>
+        <w:spacing w:after="40" w:before="240" w:line="360" w:lineRule="auto"/>
         <w:rPr>
           <w:b w:val="1"/>
           <w:color w:val="000000"/>
@@ -2724,8 +2864,8 @@
           <w:szCs w:val="22"/>
         </w:rPr>
       </w:pPr>
-      <w:bookmarkStart w:colFirst="0" w:colLast="0" w:name="_rskttxo9w6es" w:id="18"/>
-      <w:bookmarkEnd w:id="18"/>
+      <w:bookmarkStart w:colFirst="0" w:colLast="0" w:name="_rskttxo9w6es" w:id="17"/>
+      <w:bookmarkEnd w:id="17"/>
       <w:r>
         <w:rPr>
           <w:b w:val="1"/>
@@ -2739,7 +2879,7 @@
     </w:p>
     <w:p>
       <w:pPr>
-        <w:spacing w:after="240" w:before="240" w:lineRule="auto"/>
+        <w:spacing w:after="240" w:before="240" w:line="360" w:lineRule="auto"/>
         <w:rPr/>
       </w:pPr>
       <w:r>
@@ -2755,7 +2895,7 @@
           <w:ilvl w:val="0"/>
           <w:numId w:val="6"/>
         </w:numPr>
-        <w:spacing w:after="0" w:afterAutospacing="0" w:before="240" w:lineRule="auto"/>
+        <w:spacing w:after="0" w:afterAutospacing="0" w:before="240" w:line="360" w:lineRule="auto"/>
         <w:ind w:left="720" w:hanging="360"/>
       </w:pPr>
       <w:r>
@@ -2772,7 +2912,7 @@
           <w:ilvl w:val="0"/>
           <w:numId w:val="6"/>
         </w:numPr>
-        <w:spacing w:after="0" w:afterAutospacing="0" w:before="0" w:beforeAutospacing="0" w:lineRule="auto"/>
+        <w:spacing w:after="0" w:afterAutospacing="0" w:before="0" w:beforeAutospacing="0" w:line="360" w:lineRule="auto"/>
         <w:ind w:left="720" w:hanging="360"/>
       </w:pPr>
       <w:r>
@@ -2789,7 +2929,7 @@
           <w:ilvl w:val="0"/>
           <w:numId w:val="6"/>
         </w:numPr>
-        <w:spacing w:after="240" w:before="0" w:beforeAutospacing="0" w:lineRule="auto"/>
+        <w:spacing w:after="240" w:before="0" w:beforeAutospacing="0" w:line="360" w:lineRule="auto"/>
         <w:ind w:left="720" w:hanging="360"/>
       </w:pPr>
       <w:r>
@@ -2805,7 +2945,7 @@
         <w:pStyle w:val="Heading4"/>
         <w:keepNext w:val="0"/>
         <w:keepLines w:val="0"/>
-        <w:spacing w:after="40" w:before="240" w:lineRule="auto"/>
+        <w:spacing w:after="40" w:before="240" w:line="360" w:lineRule="auto"/>
         <w:rPr>
           <w:b w:val="1"/>
           <w:color w:val="000000"/>
@@ -2813,8 +2953,8 @@
           <w:szCs w:val="22"/>
         </w:rPr>
       </w:pPr>
-      <w:bookmarkStart w:colFirst="0" w:colLast="0" w:name="_pjan361wkaat" w:id="19"/>
-      <w:bookmarkEnd w:id="19"/>
+      <w:bookmarkStart w:colFirst="0" w:colLast="0" w:name="_pjan361wkaat" w:id="18"/>
+      <w:bookmarkEnd w:id="18"/>
       <w:r>
         <w:rPr>
           <w:b w:val="1"/>
@@ -2828,7 +2968,7 @@
     </w:p>
     <w:p>
       <w:pPr>
-        <w:spacing w:after="240" w:before="240" w:lineRule="auto"/>
+        <w:spacing w:after="240" w:before="240" w:line="360" w:lineRule="auto"/>
         <w:rPr/>
       </w:pPr>
       <w:r>
@@ -2836,6 +2976,17 @@
           <w:rtl w:val="0"/>
         </w:rPr>
         <w:t xml:space="preserve">La base de datos fue diseñada en PostgreSQL con políticas de seguridad (RLS) que restringen el acceso a los registros según el usuario autenticado.</w:t>
+      </w:r>
+    </w:p>
+    <w:p>
+      <w:pPr>
+        <w:spacing w:after="240" w:before="240" w:line="360" w:lineRule="auto"/>
+        <w:rPr/>
+      </w:pPr>
+      <w:r>
+        <w:rPr>
+          <w:rtl w:val="0"/>
+        </w:rPr>
       </w:r>
     </w:p>
     <w:p>
@@ -2843,7 +2994,7 @@
         <w:pStyle w:val="Heading4"/>
         <w:keepNext w:val="0"/>
         <w:keepLines w:val="0"/>
-        <w:spacing w:after="40" w:before="240" w:lineRule="auto"/>
+        <w:spacing w:after="40" w:before="240" w:line="360" w:lineRule="auto"/>
         <w:rPr>
           <w:b w:val="1"/>
           <w:color w:val="000000"/>
@@ -2851,8 +3002,8 @@
           <w:szCs w:val="22"/>
         </w:rPr>
       </w:pPr>
-      <w:bookmarkStart w:colFirst="0" w:colLast="0" w:name="_indpq4po774w" w:id="20"/>
-      <w:bookmarkEnd w:id="20"/>
+      <w:bookmarkStart w:colFirst="0" w:colLast="0" w:name="_indpq4po774w" w:id="19"/>
+      <w:bookmarkEnd w:id="19"/>
       <w:r>
         <w:rPr>
           <w:b w:val="1"/>
@@ -2866,7 +3017,7 @@
     </w:p>
     <w:p>
       <w:pPr>
-        <w:spacing w:after="240" w:before="240" w:lineRule="auto"/>
+        <w:spacing w:after="240" w:before="240" w:line="360" w:lineRule="auto"/>
         <w:rPr/>
       </w:pPr>
       <w:r>
@@ -2887,7 +3038,7 @@
         <w:pStyle w:val="Heading4"/>
         <w:keepNext w:val="0"/>
         <w:keepLines w:val="0"/>
-        <w:spacing w:after="40" w:before="240" w:lineRule="auto"/>
+        <w:spacing w:after="40" w:before="240" w:line="360" w:lineRule="auto"/>
         <w:rPr>
           <w:b w:val="1"/>
           <w:color w:val="000000"/>
@@ -2895,8 +3046,8 @@
           <w:szCs w:val="22"/>
         </w:rPr>
       </w:pPr>
-      <w:bookmarkStart w:colFirst="0" w:colLast="0" w:name="_p83o53ntjc9m" w:id="21"/>
-      <w:bookmarkEnd w:id="21"/>
+      <w:bookmarkStart w:colFirst="0" w:colLast="0" w:name="_p83o53ntjc9m" w:id="20"/>
+      <w:bookmarkEnd w:id="20"/>
       <w:r>
         <w:rPr>
           <w:b w:val="1"/>
@@ -2910,7 +3061,7 @@
     </w:p>
     <w:p>
       <w:pPr>
-        <w:spacing w:after="240" w:before="240" w:lineRule="auto"/>
+        <w:spacing w:after="240" w:before="240" w:line="360" w:lineRule="auto"/>
         <w:rPr/>
       </w:pPr>
       <w:r>
@@ -2926,7 +3077,7 @@
           <w:ilvl w:val="0"/>
           <w:numId w:val="7"/>
         </w:numPr>
-        <w:spacing w:after="0" w:afterAutospacing="0" w:before="240" w:lineRule="auto"/>
+        <w:spacing w:after="0" w:afterAutospacing="0" w:before="240" w:line="360" w:lineRule="auto"/>
         <w:ind w:left="720" w:hanging="360"/>
       </w:pPr>
       <w:r>
@@ -2950,7 +3101,7 @@
           <w:ilvl w:val="0"/>
           <w:numId w:val="7"/>
         </w:numPr>
-        <w:spacing w:after="240" w:before="0" w:beforeAutospacing="0" w:lineRule="auto"/>
+        <w:spacing w:after="240" w:before="0" w:beforeAutospacing="0" w:line="360" w:lineRule="auto"/>
         <w:ind w:left="720" w:hanging="360"/>
       </w:pPr>
       <w:r>
@@ -2965,6 +3116,50 @@
           <w:rtl w:val="0"/>
         </w:rPr>
         <w:t xml:space="preserve"> tips con inteligencia artificial, calculos, analisis. </w:t>
+      </w:r>
+    </w:p>
+    <w:p>
+      <w:pPr>
+        <w:spacing w:after="240" w:before="240" w:line="360" w:lineRule="auto"/>
+        <w:rPr/>
+      </w:pPr>
+      <w:r>
+        <w:rPr>
+          <w:rtl w:val="0"/>
+        </w:rPr>
+      </w:r>
+    </w:p>
+    <w:p>
+      <w:pPr>
+        <w:spacing w:after="240" w:before="240" w:line="360" w:lineRule="auto"/>
+        <w:rPr/>
+      </w:pPr>
+      <w:r>
+        <w:rPr>
+          <w:rtl w:val="0"/>
+        </w:rPr>
+      </w:r>
+    </w:p>
+    <w:p>
+      <w:pPr>
+        <w:spacing w:after="240" w:before="240" w:line="360" w:lineRule="auto"/>
+        <w:rPr/>
+      </w:pPr>
+      <w:r>
+        <w:rPr>
+          <w:rtl w:val="0"/>
+        </w:rPr>
+      </w:r>
+    </w:p>
+    <w:p>
+      <w:pPr>
+        <w:spacing w:after="240" w:before="240" w:line="360" w:lineRule="auto"/>
+        <w:rPr/>
+      </w:pPr>
+      <w:r>
+        <w:rPr>
+          <w:rtl w:val="0"/>
+        </w:rPr>
       </w:r>
     </w:p>
     <w:p>
@@ -2972,7 +3167,7 @@
         <w:pStyle w:val="Heading4"/>
         <w:keepNext w:val="0"/>
         <w:keepLines w:val="0"/>
-        <w:spacing w:after="40" w:before="240" w:lineRule="auto"/>
+        <w:spacing w:after="40" w:before="240" w:line="360" w:lineRule="auto"/>
         <w:rPr>
           <w:b w:val="1"/>
           <w:color w:val="000000"/>
@@ -2980,8 +3175,8 @@
           <w:szCs w:val="22"/>
         </w:rPr>
       </w:pPr>
-      <w:bookmarkStart w:colFirst="0" w:colLast="0" w:name="_g6nr5vac9dnk" w:id="22"/>
-      <w:bookmarkEnd w:id="22"/>
+      <w:bookmarkStart w:colFirst="0" w:colLast="0" w:name="_g6nr5vac9dnk" w:id="21"/>
+      <w:bookmarkEnd w:id="21"/>
       <w:r>
         <w:rPr>
           <w:b w:val="1"/>
@@ -2995,6 +3190,7 @@
     </w:p>
     <w:p>
       <w:pPr>
+        <w:spacing w:line="360" w:lineRule="auto"/>
         <w:rPr/>
       </w:pPr>
       <w:r>
@@ -3006,16 +3202,18 @@
     </w:p>
     <w:p>
       <w:pPr>
-        <w:rPr/>
-      </w:pPr>
-      <w:r>
-        <w:rPr>
-          <w:rtl w:val="0"/>
-        </w:rPr>
-      </w:r>
-    </w:p>
-    <w:p>
-      <w:pPr>
+        <w:spacing w:line="360" w:lineRule="auto"/>
+        <w:rPr/>
+      </w:pPr>
+      <w:r>
+        <w:rPr>
+          <w:rtl w:val="0"/>
+        </w:rPr>
+      </w:r>
+    </w:p>
+    <w:p>
+      <w:pPr>
+        <w:spacing w:line="360" w:lineRule="auto"/>
         <w:rPr/>
       </w:pPr>
       <w:r>
@@ -3027,16 +3225,18 @@
     </w:p>
     <w:p>
       <w:pPr>
-        <w:rPr/>
-      </w:pPr>
-      <w:r>
-        <w:rPr>
-          <w:rtl w:val="0"/>
-        </w:rPr>
-      </w:r>
-    </w:p>
-    <w:p>
-      <w:pPr>
+        <w:spacing w:line="360" w:lineRule="auto"/>
+        <w:rPr/>
+      </w:pPr>
+      <w:r>
+        <w:rPr>
+          <w:rtl w:val="0"/>
+        </w:rPr>
+      </w:r>
+    </w:p>
+    <w:p>
+      <w:pPr>
+        <w:spacing w:line="360" w:lineRule="auto"/>
         <w:rPr/>
       </w:pPr>
       <w:r>
@@ -3051,7 +3251,7 @@
         <w:pStyle w:val="Heading3"/>
         <w:keepNext w:val="0"/>
         <w:keepLines w:val="0"/>
-        <w:spacing w:before="280" w:lineRule="auto"/>
+        <w:spacing w:before="280" w:line="360" w:lineRule="auto"/>
         <w:rPr>
           <w:b w:val="1"/>
           <w:color w:val="000000"/>
@@ -3059,8 +3259,8 @@
           <w:szCs w:val="24"/>
         </w:rPr>
       </w:pPr>
-      <w:bookmarkStart w:colFirst="0" w:colLast="0" w:name="_ld2yur9l2ueb" w:id="23"/>
-      <w:bookmarkEnd w:id="23"/>
+      <w:bookmarkStart w:colFirst="0" w:colLast="0" w:name="_ld2yur9l2ueb" w:id="22"/>
+      <w:bookmarkEnd w:id="22"/>
       <w:r>
         <w:rPr>
           <w:b w:val="1"/>
@@ -3074,7 +3274,7 @@
     </w:p>
     <w:p>
       <w:pPr>
-        <w:spacing w:after="240" w:before="240" w:lineRule="auto"/>
+        <w:spacing w:after="240" w:before="240" w:line="360" w:lineRule="auto"/>
         <w:rPr/>
       </w:pPr>
       <w:r>
@@ -3086,7 +3286,7 @@
     </w:p>
     <w:p>
       <w:pPr>
-        <w:spacing w:after="240" w:before="240" w:lineRule="auto"/>
+        <w:spacing w:after="240" w:before="240" w:line="360" w:lineRule="auto"/>
         <w:rPr/>
       </w:pPr>
       <w:r>
@@ -3098,7 +3298,7 @@
     </w:p>
     <w:p>
       <w:pPr>
-        <w:spacing w:after="240" w:before="240" w:lineRule="auto"/>
+        <w:spacing w:after="240" w:before="240" w:line="360" w:lineRule="auto"/>
         <w:rPr/>
       </w:pPr>
       <w:r>
@@ -3112,7 +3312,7 @@
         <w:pStyle w:val="Heading3"/>
         <w:keepNext w:val="0"/>
         <w:keepLines w:val="0"/>
-        <w:spacing w:before="280" w:lineRule="auto"/>
+        <w:spacing w:before="280" w:line="360" w:lineRule="auto"/>
         <w:rPr>
           <w:b w:val="1"/>
           <w:color w:val="000000"/>
@@ -3120,26 +3320,72 @@
           <w:szCs w:val="26"/>
         </w:rPr>
       </w:pPr>
-      <w:bookmarkStart w:colFirst="0" w:colLast="0" w:name="_t7omi5qcmgu9" w:id="24"/>
-      <w:bookmarkEnd w:id="24"/>
-      <w:r>
-        <w:rPr>
-          <w:rtl w:val="0"/>
-        </w:rPr>
-      </w:r>
-    </w:p>
-    <w:p>
-      <w:pPr>
-        <w:rPr/>
-      </w:pPr>
-      <w:r>
-        <w:rPr>
-          <w:rtl w:val="0"/>
-        </w:rPr>
-      </w:r>
-    </w:p>
-    <w:p>
-      <w:pPr>
+      <w:bookmarkStart w:colFirst="0" w:colLast="0" w:name="_t7omi5qcmgu9" w:id="23"/>
+      <w:bookmarkEnd w:id="23"/>
+      <w:r>
+        <w:rPr>
+          <w:rtl w:val="0"/>
+        </w:rPr>
+      </w:r>
+    </w:p>
+    <w:p>
+      <w:pPr>
+        <w:spacing w:line="360" w:lineRule="auto"/>
+        <w:rPr/>
+      </w:pPr>
+      <w:r>
+        <w:rPr>
+          <w:rtl w:val="0"/>
+        </w:rPr>
+      </w:r>
+    </w:p>
+    <w:p>
+      <w:pPr>
+        <w:spacing w:line="360" w:lineRule="auto"/>
+        <w:rPr/>
+      </w:pPr>
+      <w:r>
+        <w:rPr>
+          <w:rtl w:val="0"/>
+        </w:rPr>
+      </w:r>
+    </w:p>
+    <w:p>
+      <w:pPr>
+        <w:spacing w:line="360" w:lineRule="auto"/>
+        <w:rPr/>
+      </w:pPr>
+      <w:r>
+        <w:rPr>
+          <w:rtl w:val="0"/>
+        </w:rPr>
+      </w:r>
+    </w:p>
+    <w:p>
+      <w:pPr>
+        <w:spacing w:line="360" w:lineRule="auto"/>
+        <w:rPr/>
+      </w:pPr>
+      <w:r>
+        <w:rPr>
+          <w:rtl w:val="0"/>
+        </w:rPr>
+      </w:r>
+    </w:p>
+    <w:p>
+      <w:pPr>
+        <w:spacing w:line="360" w:lineRule="auto"/>
+        <w:rPr/>
+      </w:pPr>
+      <w:r>
+        <w:rPr>
+          <w:rtl w:val="0"/>
+        </w:rPr>
+      </w:r>
+    </w:p>
+    <w:p>
+      <w:pPr>
+        <w:spacing w:line="360" w:lineRule="auto"/>
         <w:rPr/>
       </w:pPr>
       <w:r>
@@ -3153,7 +3399,7 @@
         <w:pStyle w:val="Heading3"/>
         <w:keepNext w:val="0"/>
         <w:keepLines w:val="0"/>
-        <w:spacing w:before="280" w:lineRule="auto"/>
+        <w:spacing w:before="280" w:line="360" w:lineRule="auto"/>
         <w:rPr>
           <w:b w:val="1"/>
           <w:color w:val="000000"/>
@@ -3161,8 +3407,8 @@
           <w:szCs w:val="26"/>
         </w:rPr>
       </w:pPr>
-      <w:bookmarkStart w:colFirst="0" w:colLast="0" w:name="_dc222p2hdk0z" w:id="25"/>
-      <w:bookmarkEnd w:id="25"/>
+      <w:bookmarkStart w:colFirst="0" w:colLast="0" w:name="_dc222p2hdk0z" w:id="24"/>
+      <w:bookmarkEnd w:id="24"/>
       <w:r>
         <w:rPr>
           <w:rtl w:val="0"/>
@@ -3174,11 +3420,11 @@
         <w:pStyle w:val="Heading3"/>
         <w:keepNext w:val="0"/>
         <w:keepLines w:val="0"/>
-        <w:spacing w:before="280" w:lineRule="auto"/>
-        <w:rPr/>
-      </w:pPr>
-      <w:bookmarkStart w:colFirst="0" w:colLast="0" w:name="_6e8zkcfd8p9k" w:id="26"/>
-      <w:bookmarkEnd w:id="26"/>
+        <w:spacing w:before="280" w:line="360" w:lineRule="auto"/>
+        <w:rPr/>
+      </w:pPr>
+      <w:bookmarkStart w:colFirst="0" w:colLast="0" w:name="_6e8zkcfd8p9k" w:id="25"/>
+      <w:bookmarkEnd w:id="25"/>
       <w:r>
         <w:rPr>
           <w:b w:val="1"/>
@@ -3197,7 +3443,7 @@
     </w:p>
     <w:p>
       <w:pPr>
-        <w:spacing w:after="240" w:before="240" w:lineRule="auto"/>
+        <w:spacing w:after="240" w:before="240" w:line="360" w:lineRule="auto"/>
         <w:rPr/>
       </w:pPr>
       <w:r>
@@ -3208,12 +3454,52 @@
       </w:r>
     </w:p>
     <w:sectPr>
+      <w:footerReference r:id="rId6" w:type="default"/>
+      <w:footerReference r:id="rId7" w:type="first"/>
       <w:pgSz w:h="16834" w:w="11909" w:orient="portrait"/>
       <w:pgMar w:bottom="1440" w:top="1440" w:left="1440" w:right="1440" w:header="720" w:footer="720"/>
       <w:pgNumType w:start="1"/>
+      <w:titlePg w:val="1"/>
     </w:sectPr>
   </w:body>
 </w:document>
+</file>
+
+<file path=word/footer1.xml><?xml version="1.0" encoding="utf-8"?>
+<w:ftr xmlns:mc="http://schemas.openxmlformats.org/markup-compatibility/2006" xmlns:o="urn:schemas-microsoft-com:office:office" xmlns:r="http://schemas.openxmlformats.org/officeDocument/2006/relationships" xmlns:m="http://schemas.openxmlformats.org/officeDocument/2006/math" xmlns:v="urn:schemas-microsoft-com:vml" xmlns:wp="http://schemas.openxmlformats.org/drawingml/2006/wordprocessingDrawing" xmlns:w10="urn:schemas-microsoft-com:office:word" xmlns:w="http://schemas.openxmlformats.org/wordprocessingml/2006/main" xmlns:wne="http://schemas.microsoft.com/office/word/2006/wordml" xmlns:sl="http://schemas.openxmlformats.org/schemaLibrary/2006/main" xmlns:a="http://schemas.openxmlformats.org/drawingml/2006/main" xmlns:pic="http://schemas.openxmlformats.org/drawingml/2006/picture" xmlns:c="http://schemas.openxmlformats.org/drawingml/2006/chart" xmlns:lc="http://schemas.openxmlformats.org/drawingml/2006/lockedCanvas" xmlns:dgm="http://schemas.openxmlformats.org/drawingml/2006/diagram" xmlns:wps="http://schemas.microsoft.com/office/word/2010/wordprocessingShape" xmlns:wpg="http://schemas.microsoft.com/office/word/2010/wordprocessingGroup" xmlns:w14="http://schemas.microsoft.com/office/word/2010/wordml" xmlns:w15="http://schemas.microsoft.com/office/word/2012/wordml" xmlns:w16="http://schemas.microsoft.com/office/word/2018/wordml" xmlns:w16cex="http://schemas.microsoft.com/office/word/2018/wordml/cex" xmlns:w16cid="http://schemas.microsoft.com/office/word/2016/wordml/cid" xmlns="http://schemas.microsoft.com/office/tasks/2019/documenttasks" xmlns:cr="http://schemas.microsoft.com/office/comments/2020/reactions">
+  <w:p>
+    <w:pPr>
+      <w:rPr/>
+    </w:pPr>
+    <w:r>
+      <w:rPr/>
+      <w:fldChar w:fldCharType="begin"/>
+      <w:instrText xml:space="preserve">PAGE</w:instrText>
+      <w:fldChar w:fldCharType="separate"/>
+      <w:fldChar w:fldCharType="end"/>
+    </w:r>
+    <w:r>
+      <w:rPr>
+        <w:rtl w:val="0"/>
+      </w:rPr>
+    </w:r>
+  </w:p>
+</w:ftr>
+</file>
+
+<file path=word/footer2.xml><?xml version="1.0" encoding="utf-8"?>
+<w:ftr xmlns:mc="http://schemas.openxmlformats.org/markup-compatibility/2006" xmlns:o="urn:schemas-microsoft-com:office:office" xmlns:r="http://schemas.openxmlformats.org/officeDocument/2006/relationships" xmlns:m="http://schemas.openxmlformats.org/officeDocument/2006/math" xmlns:v="urn:schemas-microsoft-com:vml" xmlns:wp="http://schemas.openxmlformats.org/drawingml/2006/wordprocessingDrawing" xmlns:w10="urn:schemas-microsoft-com:office:word" xmlns:w="http://schemas.openxmlformats.org/wordprocessingml/2006/main" xmlns:wne="http://schemas.microsoft.com/office/word/2006/wordml" xmlns:sl="http://schemas.openxmlformats.org/schemaLibrary/2006/main" xmlns:a="http://schemas.openxmlformats.org/drawingml/2006/main" xmlns:pic="http://schemas.openxmlformats.org/drawingml/2006/picture" xmlns:c="http://schemas.openxmlformats.org/drawingml/2006/chart" xmlns:lc="http://schemas.openxmlformats.org/drawingml/2006/lockedCanvas" xmlns:dgm="http://schemas.openxmlformats.org/drawingml/2006/diagram" xmlns:wps="http://schemas.microsoft.com/office/word/2010/wordprocessingShape" xmlns:wpg="http://schemas.microsoft.com/office/word/2010/wordprocessingGroup" xmlns:w14="http://schemas.microsoft.com/office/word/2010/wordml" xmlns:w15="http://schemas.microsoft.com/office/word/2012/wordml" xmlns:w16="http://schemas.microsoft.com/office/word/2018/wordml" xmlns:w16cex="http://schemas.microsoft.com/office/word/2018/wordml/cex" xmlns:w16cid="http://schemas.microsoft.com/office/word/2016/wordml/cid" xmlns="http://schemas.microsoft.com/office/tasks/2019/documenttasks" xmlns:cr="http://schemas.microsoft.com/office/comments/2020/reactions">
+  <w:p>
+    <w:pPr>
+      <w:rPr/>
+    </w:pPr>
+    <w:r>
+      <w:rPr>
+        <w:rtl w:val="0"/>
+      </w:rPr>
+    </w:r>
+  </w:p>
+</w:ftr>
 </file>
 
 <file path=word/numbering.xml><?xml version="1.0" encoding="utf-8"?>
